--- a/artifacts/handbook-v1/LEGAVIK_Module3_位置与查找_汇总填写模板_Handbook_V1.docx
+++ b/artifacts/handbook-v1/LEGAVIK_Module3_位置与查找_汇总填写模板_Handbook_V1.docx
@@ -26858,7 +26858,7 @@
         <w:sz w:val="15"/>
         <w:noProof/>
       </w:rPr>
-      <w:t xml:space="preserve">LEGAVIK   ·   Last Updated: __________   ·   Page </w:t>
+      <w:t xml:space="preserve">L⁠E⁠G⁠A⁠V⁠I⁠K   ·   Last Updated: __________   ·   Page </w:t>
     </w:r>
     <w:r>
       <w:rPr>
@@ -26903,7 +26903,7 @@
         <w:sz w:val="18"/>
         <w:noProof/>
       </w:rPr>
-      <w:t>LEGAVIK · Recovery Map</w:t>
+      <w:t>L⁠E⁠G⁠A⁠V⁠I⁠K · Recovery Map</w:t>
     </w:r>
   </w:p>
 </w:hdr>
@@ -26924,7 +26924,7 @@
         <w:sz w:val="18"/>
         <w:noProof/>
       </w:rPr>
-      <w:t>LEGAVIK · Recovery Map</w:t>
+      <w:t>L⁠E⁠G⁠A⁠V⁠I⁠K · Recovery Map</w:t>
     </w:r>
   </w:p>
 </w:hdr>
@@ -26945,7 +26945,7 @@
         <w:sz w:val="18"/>
         <w:noProof/>
       </w:rPr>
-      <w:t>LEGAVIK · Recovery Map</w:t>
+      <w:t>L⁠E⁠G⁠A⁠V⁠I⁠K · Recovery Map</w:t>
     </w:r>
   </w:p>
 </w:hdr>
